--- a/interviews/interviews/interview questions.docx
+++ b/interviews/interviews/interview questions.docx
@@ -667,13 +667,8 @@
           <w:numId w:val="3"/>
         </w:numPr>
       </w:pPr>
-      <w:proofErr w:type="spellStart"/>
-      <w:r>
-        <w:t>DispatcherServlet</w:t>
-      </w:r>
-      <w:proofErr w:type="spellEnd"/>
-      <w:r>
-        <w:t xml:space="preserve"> </w:t>
+      <w:r>
+        <w:t xml:space="preserve">DispatcherServlet </w:t>
       </w:r>
     </w:p>
     <w:p>
@@ -744,15 +739,7 @@
       </w:r>
       <w:r>
         <w:br/>
-        <w:t xml:space="preserve">public class </w:t>
-      </w:r>
-      <w:proofErr w:type="spellStart"/>
-      <w:r>
-        <w:t>AppConfig</w:t>
-      </w:r>
-      <w:proofErr w:type="spellEnd"/>
-      <w:r>
-        <w:t xml:space="preserve"> {</w:t>
+        <w:t>public class AppConfig {</w:t>
       </w:r>
       <w:r>
         <w:br/>
@@ -763,55 +750,16 @@
       </w:r>
       <w:r>
         <w:br/>
-        <w:t xml:space="preserve">    public </w:t>
-      </w:r>
-      <w:proofErr w:type="spellStart"/>
-      <w:r>
-        <w:t>InternalResourceViewResolver</w:t>
-      </w:r>
-      <w:proofErr w:type="spellEnd"/>
-      <w:r>
-        <w:t xml:space="preserve"> </w:t>
-      </w:r>
-      <w:proofErr w:type="spellStart"/>
-      <w:proofErr w:type="gramStart"/>
-      <w:r>
-        <w:t>viewResolver</w:t>
-      </w:r>
-      <w:proofErr w:type="spellEnd"/>
-      <w:r>
-        <w:t>(</w:t>
-      </w:r>
-      <w:proofErr w:type="gramEnd"/>
-      <w:r>
-        <w:t>) {</w:t>
+        <w:t xml:space="preserve">    public InternalResourceViewResolver viewResolver() {</w:t>
       </w:r>
       <w:r>
         <w:br/>
-        <w:t xml:space="preserve">        return new </w:t>
-      </w:r>
-      <w:proofErr w:type="spellStart"/>
-      <w:proofErr w:type="gramStart"/>
-      <w:r>
-        <w:t>InternalResourceViewResolver</w:t>
-      </w:r>
-      <w:proofErr w:type="spellEnd"/>
-      <w:r>
-        <w:t>(</w:t>
-      </w:r>
-      <w:proofErr w:type="gramEnd"/>
-      <w:r>
-        <w:t>);</w:t>
+        <w:t xml:space="preserve">        return new InternalResourceViewResolver();</w:t>
       </w:r>
       <w:r>
         <w:br/>
-        <w:t xml:space="preserve">  </w:t>
-      </w:r>
-      <w:proofErr w:type="gramStart"/>
-      <w:r>
-        <w:t xml:space="preserve">  }</w:t>
-      </w:r>
-      <w:proofErr w:type="gramEnd"/>
+        <w:t xml:space="preserve">    }</w:t>
+      </w:r>
       <w:r>
         <w:br/>
         <w:t>}</w:t>
@@ -855,75 +803,20 @@
       </w:r>
       <w:r>
         <w:br/>
-        <w:t xml:space="preserve">public class </w:t>
-      </w:r>
-      <w:proofErr w:type="spellStart"/>
-      <w:r>
-        <w:t>MyApp</w:t>
-      </w:r>
-      <w:proofErr w:type="spellEnd"/>
-      <w:r>
-        <w:t xml:space="preserve"> {</w:t>
+        <w:t>public class MyApp {</w:t>
       </w:r>
       <w:r>
         <w:br/>
-        <w:t xml:space="preserve">    public static void </w:t>
-      </w:r>
-      <w:proofErr w:type="gramStart"/>
-      <w:r>
-        <w:t>main(String[</w:t>
-      </w:r>
-      <w:proofErr w:type="gramEnd"/>
-      <w:r>
-        <w:t xml:space="preserve">] </w:t>
-      </w:r>
-      <w:proofErr w:type="spellStart"/>
-      <w:r>
-        <w:t>args</w:t>
-      </w:r>
-      <w:proofErr w:type="spellEnd"/>
-      <w:r>
-        <w:t>) {</w:t>
+        <w:t xml:space="preserve">    public static void main(String[] args) {</w:t>
       </w:r>
       <w:r>
         <w:br/>
-        <w:t xml:space="preserve">        </w:t>
-      </w:r>
-      <w:proofErr w:type="spellStart"/>
-      <w:proofErr w:type="gramStart"/>
-      <w:r>
-        <w:t>SpringApplication.run</w:t>
-      </w:r>
-      <w:proofErr w:type="spellEnd"/>
-      <w:r>
-        <w:t>(</w:t>
-      </w:r>
-      <w:proofErr w:type="spellStart"/>
-      <w:proofErr w:type="gramEnd"/>
-      <w:r>
-        <w:t>MyApp.class</w:t>
-      </w:r>
-      <w:proofErr w:type="spellEnd"/>
-      <w:r>
-        <w:t xml:space="preserve">, </w:t>
-      </w:r>
-      <w:proofErr w:type="spellStart"/>
-      <w:r>
-        <w:t>args</w:t>
-      </w:r>
-      <w:proofErr w:type="spellEnd"/>
-      <w:r>
-        <w:t>);</w:t>
+        <w:t xml:space="preserve">        SpringApplication.run(MyApp.class, args);</w:t>
       </w:r>
       <w:r>
         <w:br/>
-        <w:t xml:space="preserve">  </w:t>
-      </w:r>
-      <w:proofErr w:type="gramStart"/>
-      <w:r>
-        <w:t xml:space="preserve">  }</w:t>
-      </w:r>
-      <w:proofErr w:type="gramEnd"/>
+        <w:t xml:space="preserve">    }</w:t>
+      </w:r>
       <w:r>
         <w:br/>
         <w:t>}</w:t>
@@ -979,45 +872,11 @@
       </w:r>
       <w:r>
         <w:br/>
-        <w:t xml:space="preserve">public </w:t>
-      </w:r>
-      <w:proofErr w:type="spellStart"/>
-      <w:r>
-        <w:t>ObjectMapper</w:t>
-      </w:r>
-      <w:proofErr w:type="spellEnd"/>
-      <w:r>
-        <w:t xml:space="preserve"> </w:t>
-      </w:r>
-      <w:proofErr w:type="spellStart"/>
-      <w:proofErr w:type="gramStart"/>
-      <w:r>
-        <w:t>objectMapper</w:t>
-      </w:r>
-      <w:proofErr w:type="spellEnd"/>
-      <w:r>
-        <w:t>(</w:t>
-      </w:r>
-      <w:proofErr w:type="gramEnd"/>
-      <w:r>
-        <w:t>) {</w:t>
+        <w:t>public ObjectMapper objectMapper() {</w:t>
       </w:r>
       <w:r>
         <w:br/>
-        <w:t xml:space="preserve">    return new </w:t>
-      </w:r>
-      <w:proofErr w:type="spellStart"/>
-      <w:proofErr w:type="gramStart"/>
-      <w:r>
-        <w:t>ObjectMapper</w:t>
-      </w:r>
-      <w:proofErr w:type="spellEnd"/>
-      <w:r>
-        <w:t>(</w:t>
-      </w:r>
-      <w:proofErr w:type="gramEnd"/>
-      <w:r>
-        <w:t>);</w:t>
+        <w:t xml:space="preserve">    return new ObjectMapper();</w:t>
       </w:r>
       <w:r>
         <w:br/>
@@ -1026,15 +885,7 @@
     </w:p>
     <w:p>
       <w:r>
-        <w:t xml:space="preserve">You can’t put @Component on </w:t>
-      </w:r>
-      <w:proofErr w:type="spellStart"/>
-      <w:r>
-        <w:t>ObjectMapper</w:t>
-      </w:r>
-      <w:proofErr w:type="spellEnd"/>
-      <w:r>
-        <w:t xml:space="preserve"> because it belongs to another library.</w:t>
+        <w:t>You can’t put @Component on ObjectMapper because it belongs to another library.</w:t>
       </w:r>
     </w:p>
     <w:p>
@@ -1053,76 +904,19 @@
       </w:r>
       <w:r>
         <w:br/>
-        <w:t xml:space="preserve">public </w:t>
-      </w:r>
-      <w:proofErr w:type="spellStart"/>
-      <w:r>
-        <w:t>DataSource</w:t>
-      </w:r>
-      <w:proofErr w:type="spellEnd"/>
-      <w:r>
-        <w:t xml:space="preserve"> </w:t>
-      </w:r>
-      <w:proofErr w:type="spellStart"/>
-      <w:proofErr w:type="gramStart"/>
-      <w:r>
-        <w:t>dataSource</w:t>
-      </w:r>
-      <w:proofErr w:type="spellEnd"/>
-      <w:r>
-        <w:t>(</w:t>
-      </w:r>
-      <w:proofErr w:type="gramEnd"/>
-      <w:r>
-        <w:t>) {</w:t>
+        <w:t>public DataSource dataSource() {</w:t>
       </w:r>
       <w:r>
         <w:br/>
-        <w:t xml:space="preserve">    HikariDataSource ds = new </w:t>
-      </w:r>
-      <w:proofErr w:type="gramStart"/>
-      <w:r>
-        <w:t>HikariDataSource(</w:t>
-      </w:r>
-      <w:proofErr w:type="gramEnd"/>
-      <w:r>
-        <w:t>);</w:t>
+        <w:t xml:space="preserve">    HikariDataSource ds = new HikariDataSource();</w:t>
       </w:r>
       <w:r>
         <w:br/>
-        <w:t xml:space="preserve">    </w:t>
-      </w:r>
-      <w:proofErr w:type="spellStart"/>
-      <w:proofErr w:type="gramStart"/>
-      <w:r>
-        <w:t>ds.setJdbcUrl</w:t>
-      </w:r>
-      <w:proofErr w:type="spellEnd"/>
-      <w:proofErr w:type="gramEnd"/>
-      <w:r>
-        <w:t>(</w:t>
-      </w:r>
-      <w:proofErr w:type="spellStart"/>
-      <w:r>
-        <w:t>url</w:t>
-      </w:r>
-      <w:proofErr w:type="spellEnd"/>
-      <w:r>
-        <w:t>);</w:t>
+        <w:t xml:space="preserve">    ds.setJdbcUrl(url);</w:t>
       </w:r>
       <w:r>
         <w:br/>
-        <w:t xml:space="preserve">    </w:t>
-      </w:r>
-      <w:proofErr w:type="spellStart"/>
-      <w:proofErr w:type="gramStart"/>
-      <w:r>
-        <w:t>ds.setUsername</w:t>
-      </w:r>
-      <w:proofErr w:type="spellEnd"/>
-      <w:proofErr w:type="gramEnd"/>
-      <w:r>
-        <w:t>(user);</w:t>
+        <w:t xml:space="preserve">    ds.setUsername(user);</w:t>
       </w:r>
       <w:r>
         <w:br/>
@@ -1157,15 +951,7 @@
       </w:r>
       <w:r>
         <w:br/>
-        <w:t xml:space="preserve">public class </w:t>
-      </w:r>
-      <w:proofErr w:type="spellStart"/>
-      <w:r>
-        <w:t>AppConfig</w:t>
-      </w:r>
-      <w:proofErr w:type="spellEnd"/>
-      <w:r>
-        <w:t xml:space="preserve"> {</w:t>
+        <w:t>public class AppConfig {</w:t>
       </w:r>
       <w:r>
         <w:br/>
@@ -1176,40 +962,19 @@
       </w:r>
       <w:r>
         <w:br/>
-        <w:t xml:space="preserve">    public Address </w:t>
-      </w:r>
-      <w:proofErr w:type="gramStart"/>
-      <w:r>
-        <w:t>address(</w:t>
-      </w:r>
-      <w:proofErr w:type="gramEnd"/>
-      <w:r>
-        <w:t>) {</w:t>
+        <w:t xml:space="preserve">    public Address address() {</w:t>
       </w:r>
       <w:r>
         <w:br/>
-        <w:t xml:space="preserve">        return new </w:t>
-      </w:r>
-      <w:proofErr w:type="gramStart"/>
-      <w:r>
-        <w:t>Address(</w:t>
-      </w:r>
-      <w:proofErr w:type="gramEnd"/>
-      <w:r>
-        <w:t>"High Street", 1000);</w:t>
+        <w:t xml:space="preserve">        return new Address("High Street", 1000);</w:t>
       </w:r>
       <w:r>
         <w:br/>
       </w:r>
       <w:r>
         <w:lastRenderedPageBreak/>
-        <w:t xml:space="preserve">  </w:t>
-      </w:r>
-      <w:proofErr w:type="gramStart"/>
-      <w:r>
-        <w:t xml:space="preserve">  }</w:t>
-      </w:r>
-      <w:proofErr w:type="gramEnd"/>
+        <w:t xml:space="preserve">    }</w:t>
+      </w:r>
       <w:r>
         <w:br/>
         <w:t>}</w:t>
@@ -1236,32 +1001,11 @@
       </w:r>
       <w:r>
         <w:br/>
-        <w:t xml:space="preserve">public Address </w:t>
-      </w:r>
-      <w:proofErr w:type="spellStart"/>
-      <w:proofErr w:type="gramStart"/>
-      <w:r>
-        <w:t>officeAddress</w:t>
-      </w:r>
-      <w:proofErr w:type="spellEnd"/>
-      <w:r>
-        <w:t>(</w:t>
-      </w:r>
-      <w:proofErr w:type="gramEnd"/>
-      <w:r>
-        <w:t>) {</w:t>
+        <w:t>public Address officeAddress() {</w:t>
       </w:r>
       <w:r>
         <w:br/>
-        <w:t xml:space="preserve">    return new </w:t>
-      </w:r>
-      <w:proofErr w:type="gramStart"/>
-      <w:r>
-        <w:t>Address(</w:t>
-      </w:r>
-      <w:proofErr w:type="gramEnd"/>
-      <w:r>
-        <w:t>"Office St", 1);</w:t>
+        <w:t xml:space="preserve">    return new Address("Office St", 1);</w:t>
       </w:r>
       <w:r>
         <w:br/>
@@ -1276,32 +1020,11 @@
       </w:r>
       <w:r>
         <w:br/>
-        <w:t xml:space="preserve">public Address </w:t>
-      </w:r>
-      <w:proofErr w:type="spellStart"/>
-      <w:proofErr w:type="gramStart"/>
-      <w:r>
-        <w:t>homeAddress</w:t>
-      </w:r>
-      <w:proofErr w:type="spellEnd"/>
-      <w:r>
-        <w:t>(</w:t>
-      </w:r>
-      <w:proofErr w:type="gramEnd"/>
-      <w:r>
-        <w:t>) {</w:t>
+        <w:t>public Address homeAddress() {</w:t>
       </w:r>
       <w:r>
         <w:br/>
-        <w:t xml:space="preserve">    return new </w:t>
-      </w:r>
-      <w:proofErr w:type="gramStart"/>
-      <w:r>
-        <w:t>Address(</w:t>
-      </w:r>
-      <w:proofErr w:type="gramEnd"/>
-      <w:r>
-        <w:t>"Home St", 2);</w:t>
+        <w:t xml:space="preserve">    return new Address("Home St", 2);</w:t>
       </w:r>
       <w:r>
         <w:br/>
@@ -1351,13 +1074,8 @@
       </w:r>
     </w:p>
     <w:p>
-      <w:proofErr w:type="gramStart"/>
-      <w:r>
-        <w:t>So</w:t>
-      </w:r>
-      <w:proofErr w:type="gramEnd"/>
-      <w:r>
-        <w:t xml:space="preserve"> @Bean gives you finer control over bean creation.</w:t>
+      <w:r>
+        <w:t>So @Bean gives you finer control over bean creation.</w:t>
       </w:r>
       <w:r>
         <w:br/>
@@ -1420,15 +1138,7 @@
         </w:r>
       </w:hyperlink>
       <w:r>
-        <w:t>, parallel components typically refer to independent components rendered simultaneously on the same screen (e.g., a multi-</w:t>
-      </w:r>
-      <w:proofErr w:type="spellStart"/>
-      <w:r>
-        <w:t>pane</w:t>
-      </w:r>
-      <w:proofErr w:type="spellEnd"/>
-      <w:r>
-        <w:t xml:space="preserve"> layout like a sidebar, navigation bar, and main content area). They communicate with each other using Inputs/Outputs, Services, or State Management, rather than a strict parent-child hierarchy. </w:t>
+        <w:t xml:space="preserve">, parallel components typically refer to independent components rendered simultaneously on the same screen (e.g., a multi-pane layout like a sidebar, navigation bar, and main content area). They communicate with each other using Inputs/Outputs, Services, or State Management, rather than a strict parent-child hierarchy. </w:t>
       </w:r>
     </w:p>
     <w:p>
@@ -1458,13 +1168,8 @@
       </w:r>
     </w:p>
     <w:p>
-      <w:proofErr w:type="gramStart"/>
-      <w:r>
-        <w:t>&lt;!--</w:t>
-      </w:r>
-      <w:proofErr w:type="gramEnd"/>
-      <w:r>
-        <w:t xml:space="preserve"> parent.component.html --&gt;</w:t>
+      <w:r>
+        <w:t>&lt;!-- parent.component.html --&gt;</w:t>
       </w:r>
     </w:p>
     <w:p>
@@ -1499,23 +1204,7 @@
     </w:p>
     <w:p>
       <w:r>
-        <w:t>Because parallel components are at the same hierarchical level, data cannot be passed directly from one to another using standard @</w:t>
-      </w:r>
-      <w:proofErr w:type="gramStart"/>
-      <w:r>
-        <w:t>Input(</w:t>
-      </w:r>
-      <w:proofErr w:type="gramEnd"/>
-      <w:r>
-        <w:t>) and @</w:t>
-      </w:r>
-      <w:proofErr w:type="gramStart"/>
-      <w:r>
-        <w:t>Output(</w:t>
-      </w:r>
-      <w:proofErr w:type="gramEnd"/>
-      <w:r>
-        <w:t xml:space="preserve">) decorators. To share data between them, you can use: </w:t>
+        <w:t xml:space="preserve">Because parallel components are at the same hierarchical level, data cannot be passed directly from one to another using standard @Input() and @Output() decorators. To share data between them, you can use: </w:t>
       </w:r>
     </w:p>
     <w:p>
@@ -1526,23 +1215,7 @@
         </w:numPr>
       </w:pPr>
       <w:r>
-        <w:t>Shared Services (</w:t>
-      </w:r>
-      <w:proofErr w:type="spellStart"/>
-      <w:r>
-        <w:t>RxJS</w:t>
-      </w:r>
-      <w:proofErr w:type="spellEnd"/>
-      <w:r>
-        <w:t xml:space="preserve">): Create a service with a </w:t>
-      </w:r>
-      <w:proofErr w:type="spellStart"/>
-      <w:r>
-        <w:t>BehaviorSubject</w:t>
-      </w:r>
-      <w:proofErr w:type="spellEnd"/>
-      <w:r>
-        <w:t xml:space="preserve"> or Signal to emit state changes. One component pushes data to the service, and the parallel component listens (subscribes) to it.</w:t>
+        <w:t>Shared Services (RxJS): Create a service with a BehaviorSubject or Signal to emit state changes. One component pushes data to the service, and the parallel component listens (subscribes) to it.</w:t>
       </w:r>
     </w:p>
     <w:p>
@@ -1585,13 +1258,8 @@
       </w:r>
     </w:p>
     <w:p>
-      <w:proofErr w:type="spellStart"/>
-      <w:r>
-        <w:t>api</w:t>
-      </w:r>
-      <w:proofErr w:type="spellEnd"/>
-      <w:r>
-        <w:t xml:space="preserve"> gateway and service discovery in microservices</w:t>
+      <w:r>
+        <w:t>api gateway and service discovery in microservices</w:t>
       </w:r>
       <w:r>
         <w:t>?</w:t>
@@ -1615,28 +1283,7 @@
     </w:p>
     <w:p>
       <w:r>
-        <w:t xml:space="preserve">Employee table – name, </w:t>
-      </w:r>
-      <w:proofErr w:type="spellStart"/>
-      <w:r>
-        <w:t>slary</w:t>
-      </w:r>
-      <w:proofErr w:type="spellEnd"/>
-      <w:r>
-        <w:t xml:space="preserve"> and </w:t>
-      </w:r>
-      <w:proofErr w:type="spellStart"/>
-      <w:proofErr w:type="gramStart"/>
-      <w:r>
-        <w:t>deptid</w:t>
-      </w:r>
-      <w:proofErr w:type="spellEnd"/>
-      <w:r>
-        <w:t>(</w:t>
-      </w:r>
-      <w:proofErr w:type="gramEnd"/>
-      <w:r>
-        <w:t>foreign key)</w:t>
+        <w:t>Employee table – name, slary and deptid(foreign key)</w:t>
       </w:r>
     </w:p>
     <w:p>
@@ -1682,23 +1329,7 @@
         </w:rPr>
       </w:pPr>
       <w:r>
-        <w:t xml:space="preserve">Your application depends on asynchronous data from multiple </w:t>
-      </w:r>
-      <w:proofErr w:type="spellStart"/>
-      <w:r>
-        <w:t>api</w:t>
-      </w:r>
-      <w:proofErr w:type="spellEnd"/>
-      <w:r>
-        <w:t xml:space="preserve"> endpoints. u need to efficiently handle multiple concurrent requests. handle errors gracefully. and ensure that data is update real time as new information becomes available. how can we manage asynchronous data with the help of </w:t>
-      </w:r>
-      <w:proofErr w:type="spellStart"/>
-      <w:r>
-        <w:t>rxjs</w:t>
-      </w:r>
-      <w:proofErr w:type="spellEnd"/>
-      <w:r>
-        <w:t>.</w:t>
+        <w:t>Your application depends on asynchronous data from multiple api endpoints. u need to efficiently handle multiple concurrent requests. handle errors gracefully. and ensure that data is update real time as new information becomes available. how can we manage asynchronous data with the help of rxjs.</w:t>
       </w:r>
       <w:r>
         <w:br/>
@@ -1832,7 +1463,6 @@
       <w:r>
         <w:t xml:space="preserve">Python async frameworks like </w:t>
       </w:r>
-      <w:proofErr w:type="spellStart"/>
       <w:r>
         <w:rPr>
           <w:b/>
@@ -1840,7 +1470,6 @@
         </w:rPr>
         <w:t>FastAPI</w:t>
       </w:r>
-      <w:proofErr w:type="spellEnd"/>
     </w:p>
     <w:p>
       <w:pPr>
@@ -2073,13 +1702,8 @@
       </w:r>
     </w:p>
     <w:p>
-      <w:proofErr w:type="spellStart"/>
-      <w:r>
-        <w:t>ghaph</w:t>
-      </w:r>
-      <w:proofErr w:type="spellEnd"/>
-      <w:r>
-        <w:t xml:space="preserve"> QL</w:t>
+      <w:r>
+        <w:t>ghaph QL</w:t>
       </w:r>
     </w:p>
     <w:p>
@@ -2096,48 +1720,19 @@
     <w:p/>
     <w:p>
       <w:r>
-        <w:t xml:space="preserve">final class, </w:t>
-      </w:r>
-      <w:proofErr w:type="spellStart"/>
-      <w:r>
-        <w:t>non access</w:t>
-      </w:r>
-      <w:proofErr w:type="spellEnd"/>
-      <w:r>
-        <w:t xml:space="preserve"> modifier - https://www.geeksforgeeks.org/non-access-modifiers-in-java/</w:t>
+        <w:t>final class, non access modifier - https://www.geeksforgeeks.org/non-access-modifiers-in-java/</w:t>
       </w:r>
     </w:p>
     <w:p/>
     <w:p>
-      <w:proofErr w:type="spellStart"/>
-      <w:r>
-        <w:t>dfd</w:t>
-      </w:r>
-      <w:proofErr w:type="spellEnd"/>
-      <w:r>
-        <w:t xml:space="preserve"> and er</w:t>
+      <w:r>
+        <w:t>dfd and er</w:t>
       </w:r>
     </w:p>
     <w:p/>
     <w:p>
       <w:r>
-        <w:t>exception handling in spring MVC - @ResponseStatus, @</w:t>
-      </w:r>
-      <w:proofErr w:type="gramStart"/>
-      <w:r>
-        <w:t>ExceptionHandler,  @</w:t>
-      </w:r>
-      <w:proofErr w:type="gramEnd"/>
-      <w:r>
-        <w:t xml:space="preserve">ControllerAdvice </w:t>
-      </w:r>
-      <w:proofErr w:type="gramStart"/>
-      <w:r>
-        <w:t>Classes :</w:t>
-      </w:r>
-      <w:proofErr w:type="gramEnd"/>
-      <w:r>
-        <w:t xml:space="preserve"> https://spring.io/blog/2013/11/01/exception-handling-in-spring-mvc</w:t>
+        <w:t>exception handling in spring MVC - @ResponseStatus, @ExceptionHandler,  @ControllerAdvice Classes : https://spring.io/blog/2013/11/01/exception-handling-in-spring-mvc</w:t>
       </w:r>
     </w:p>
     <w:p/>
@@ -2149,31 +1744,7 @@
     <w:p/>
     <w:p>
       <w:r>
-        <w:t xml:space="preserve">collection </w:t>
-      </w:r>
-      <w:proofErr w:type="gramStart"/>
-      <w:r>
-        <w:t>interface(</w:t>
-      </w:r>
-      <w:proofErr w:type="gramEnd"/>
-      <w:r>
-        <w:t xml:space="preserve">with static as well as abstract and default methods since java 8) vs collections </w:t>
-      </w:r>
-      <w:proofErr w:type="gramStart"/>
-      <w:r>
-        <w:t>class(</w:t>
-      </w:r>
-      <w:proofErr w:type="gramEnd"/>
-      <w:r>
-        <w:t>utility class with static methods</w:t>
-      </w:r>
-      <w:proofErr w:type="gramStart"/>
-      <w:r>
-        <w:t>) :</w:t>
-      </w:r>
-      <w:proofErr w:type="gramEnd"/>
-      <w:r>
-        <w:t xml:space="preserve"> https://www.simplilearn.com/difference-between-collection-and-collections-in-java-article</w:t>
+        <w:t>collection interface(with static as well as abstract and default methods since java 8) vs collections class(utility class with static methods) : https://www.simplilearn.com/difference-between-collection-and-collections-in-java-article</w:t>
       </w:r>
     </w:p>
     <w:p>
@@ -2182,21 +1753,8 @@
       </w:r>
     </w:p>
     <w:p>
-      <w:proofErr w:type="gramStart"/>
-      <w:r>
-        <w:t>HashMap(</w:t>
-      </w:r>
-      <w:proofErr w:type="gramEnd"/>
-      <w:r>
-        <w:t xml:space="preserve">no sorting of keys, allows one null in keys, allows multiple nulls in values) vs tree </w:t>
-      </w:r>
-      <w:proofErr w:type="gramStart"/>
-      <w:r>
-        <w:t>maps(</w:t>
-      </w:r>
-      <w:proofErr w:type="gramEnd"/>
-      <w:r>
-        <w:t>sorted keys, does not allow null in keys, allows multiple nulls in values)</w:t>
+      <w:r>
+        <w:t>HashMap(no sorting of keys, allows one null in keys, allows multiple nulls in values) vs tree maps(sorted keys, does not allow null in keys, allows multiple nulls in values)</w:t>
       </w:r>
     </w:p>
     <w:p/>
@@ -2208,51 +1766,20 @@
     <w:p/>
     <w:p/>
     <w:p>
-      <w:proofErr w:type="gramStart"/>
-      <w:r>
-        <w:t>checked(</w:t>
-      </w:r>
-      <w:proofErr w:type="gramEnd"/>
-      <w:r>
-        <w:t xml:space="preserve">compile time - file not found, IO exception, SQL exception) and </w:t>
-      </w:r>
-      <w:proofErr w:type="gramStart"/>
-      <w:r>
-        <w:t>unchecked(</w:t>
-      </w:r>
-      <w:proofErr w:type="gramEnd"/>
-      <w:r>
-        <w:t>runtime - null pointer, arithmetic, array index out of bounds) exceptions</w:t>
+      <w:r>
+        <w:t>checked(compile time - file not found, IO exception, SQL exception) and unchecked(runtime - null pointer, arithmetic, array index out of bounds) exceptions</w:t>
       </w:r>
     </w:p>
     <w:p/>
     <w:p>
       <w:r>
-        <w:t xml:space="preserve">abstract classes vs </w:t>
-      </w:r>
-      <w:proofErr w:type="gramStart"/>
-      <w:r>
-        <w:t>interface :</w:t>
-      </w:r>
-      <w:proofErr w:type="gramEnd"/>
-      <w:r>
-        <w:t xml:space="preserve"> </w:t>
+        <w:t xml:space="preserve">abstract classes vs interface : </w:t>
       </w:r>
     </w:p>
     <w:p/>
     <w:p>
-      <w:proofErr w:type="spellStart"/>
-      <w:proofErr w:type="gramStart"/>
-      <w:r>
-        <w:t>serialise</w:t>
-      </w:r>
-      <w:proofErr w:type="spellEnd"/>
-      <w:r>
-        <w:t>(</w:t>
-      </w:r>
-      <w:proofErr w:type="gramEnd"/>
-      <w:r>
-        <w:t>also in request and response body)</w:t>
+      <w:r>
+        <w:t>serialise(also in request and response body)</w:t>
       </w:r>
     </w:p>
     <w:p/>
@@ -2292,25 +1819,12 @@
     </w:p>
     <w:p>
       <w:r>
-        <w:t xml:space="preserve">spring security provides for a filter chain. </w:t>
-      </w:r>
-      <w:proofErr w:type="spellStart"/>
-      <w:r>
-        <w:t>eg</w:t>
-      </w:r>
-      <w:proofErr w:type="spellEnd"/>
-      <w:r>
-        <w:t>-</w:t>
-      </w:r>
-    </w:p>
-    <w:p>
-      <w:proofErr w:type="spellStart"/>
-      <w:r>
-        <w:t>usernamePasswordAuthenticationFilter</w:t>
-      </w:r>
-      <w:proofErr w:type="spellEnd"/>
-      <w:r>
-        <w:t>: checks if username password is mentioned in the properties file</w:t>
+        <w:t>spring security provides for a filter chain. eg-</w:t>
+      </w:r>
+    </w:p>
+    <w:p>
+      <w:r>
+        <w:t>usernamePasswordAuthenticationFilter: checks if username password is mentioned in the properties file</w:t>
       </w:r>
     </w:p>
     <w:p>
@@ -2335,15 +1849,7 @@
     </w:p>
     <w:p>
       <w:r>
-        <w:t xml:space="preserve">JWT has name, issuance time, expiry time, encoding algorithm, and signature all encoded into a short format. server sends this with each call for </w:t>
-      </w:r>
-      <w:proofErr w:type="spellStart"/>
-      <w:r>
-        <w:t>authorisation</w:t>
-      </w:r>
-      <w:proofErr w:type="spellEnd"/>
-      <w:r>
-        <w:t xml:space="preserve"> once logged in</w:t>
+        <w:t>JWT has name, issuance time, expiry time, encoding algorithm, and signature all encoded into a short format. server sends this with each call for authorisation once logged in</w:t>
       </w:r>
     </w:p>
     <w:p/>
@@ -2369,26 +1875,13 @@
     </w:p>
     <w:p>
       <w:r>
-        <w:t xml:space="preserve">solid </w:t>
-      </w:r>
-      <w:proofErr w:type="gramStart"/>
-      <w:r>
-        <w:t>principles :</w:t>
-      </w:r>
-      <w:proofErr w:type="gramEnd"/>
-      <w:r>
-        <w:t xml:space="preserve"> https://www.geeksforgeeks.org/solid-principle-in-programming-understand-with-real-life-examples/</w:t>
-      </w:r>
-    </w:p>
-    <w:p>
-      <w:proofErr w:type="spellStart"/>
+        <w:t>solid principles : https://www.geeksforgeeks.org/solid-principle-in-programming-understand-with-real-life-examples/</w:t>
+      </w:r>
+    </w:p>
+    <w:p>
       <w:r>
         <w:lastRenderedPageBreak/>
-        <w:t>restcontroller</w:t>
-      </w:r>
-      <w:proofErr w:type="spellEnd"/>
-      <w:r>
-        <w:t xml:space="preserve"> vs controller</w:t>
+        <w:t>restcontroller vs controller</w:t>
       </w:r>
     </w:p>
     <w:p>
@@ -2398,23 +1891,7 @@
     </w:p>
     <w:p>
       <w:r>
-        <w:t xml:space="preserve">Functional </w:t>
-      </w:r>
-      <w:proofErr w:type="gramStart"/>
-      <w:r>
-        <w:t>interfaces(</w:t>
-      </w:r>
-      <w:proofErr w:type="gramEnd"/>
-      <w:r>
-        <w:t>single abstract method interface</w:t>
-      </w:r>
-      <w:proofErr w:type="gramStart"/>
-      <w:r>
-        <w:t>) :</w:t>
-      </w:r>
-      <w:proofErr w:type="gramEnd"/>
-      <w:r>
-        <w:t xml:space="preserve"> https://www.geeksforgeeks.org/functional-interfaces-java/</w:t>
+        <w:t>Functional interfaces(single abstract method interface) : https://www.geeksforgeeks.org/functional-interfaces-java/</w:t>
       </w:r>
     </w:p>
     <w:p/>
@@ -2425,106 +1902,38 @@
     </w:p>
     <w:p/>
     <w:p>
-      <w:proofErr w:type="gramStart"/>
-      <w:r>
-        <w:t>Two way</w:t>
-      </w:r>
-      <w:proofErr w:type="gramEnd"/>
-      <w:r>
-        <w:t xml:space="preserve"> data binding in </w:t>
-      </w:r>
-      <w:proofErr w:type="gramStart"/>
-      <w:r>
-        <w:t>Angular :</w:t>
-      </w:r>
-      <w:proofErr w:type="gramEnd"/>
-      <w:r>
-        <w:t xml:space="preserve"> https://www.scaler.com/topics/angular/two-way-binding-in-angular/</w:t>
-      </w:r>
-    </w:p>
-    <w:p>
-      <w:proofErr w:type="gramStart"/>
-      <w:r>
-        <w:t>Interpolation :</w:t>
-      </w:r>
-      <w:proofErr w:type="gramEnd"/>
-      <w:r>
-        <w:t xml:space="preserve"> {{}}</w:t>
-      </w:r>
-    </w:p>
-    <w:p>
-      <w:r>
-        <w:t xml:space="preserve">Property </w:t>
-      </w:r>
-      <w:proofErr w:type="gramStart"/>
-      <w:r>
-        <w:t>binding :</w:t>
-      </w:r>
-      <w:proofErr w:type="gramEnd"/>
-      <w:r>
-        <w:t xml:space="preserve"> [value] = title</w:t>
-      </w:r>
-    </w:p>
-    <w:p>
-      <w:r>
-        <w:t xml:space="preserve">Event </w:t>
-      </w:r>
-      <w:proofErr w:type="gramStart"/>
-      <w:r>
-        <w:t>binding :</w:t>
-      </w:r>
-      <w:proofErr w:type="gramEnd"/>
-      <w:r>
-        <w:t xml:space="preserve"> (click) = </w:t>
-      </w:r>
-      <w:proofErr w:type="spellStart"/>
-      <w:proofErr w:type="gramStart"/>
-      <w:r>
-        <w:t>getData</w:t>
-      </w:r>
-      <w:proofErr w:type="spellEnd"/>
-      <w:r>
-        <w:t>(</w:t>
-      </w:r>
-      <w:proofErr w:type="gramEnd"/>
-      <w:r>
-        <w:t>)</w:t>
-      </w:r>
-    </w:p>
-    <w:p>
-      <w:r>
-        <w:t>[(</w:t>
-      </w:r>
-      <w:proofErr w:type="spellStart"/>
-      <w:r>
-        <w:t>ngModel</w:t>
-      </w:r>
-      <w:proofErr w:type="spellEnd"/>
-      <w:r>
-        <w:t>)] = title</w:t>
-      </w:r>
-    </w:p>
-    <w:p>
-      <w:r>
-        <w:t xml:space="preserve">custom </w:t>
-      </w:r>
-      <w:proofErr w:type="gramStart"/>
-      <w:r>
-        <w:t>2 way</w:t>
-      </w:r>
-      <w:proofErr w:type="gramEnd"/>
-      <w:r>
-        <w:t xml:space="preserve"> binding:</w:t>
-      </w:r>
-    </w:p>
-    <w:p>
-      <w:proofErr w:type="spellStart"/>
-      <w:r>
-        <w:t>textChange.emit</w:t>
-      </w:r>
-      <w:proofErr w:type="spellEnd"/>
-      <w:r>
-        <w:t>()</w:t>
+      <w:r>
+        <w:t>Two way data binding in Angular : https://www.scaler.com/topics/angular/two-way-binding-in-angular/</w:t>
+      </w:r>
+    </w:p>
+    <w:p>
+      <w:r>
+        <w:t>Interpolation : {{}}</w:t>
+      </w:r>
+    </w:p>
+    <w:p>
+      <w:r>
+        <w:t>Property binding : [value] = title</w:t>
+      </w:r>
+    </w:p>
+    <w:p>
+      <w:r>
+        <w:t>Event binding : (click) = getData()</w:t>
+      </w:r>
+    </w:p>
+    <w:p>
+      <w:r>
+        <w:t>[(ngModel)] = title</w:t>
+      </w:r>
+    </w:p>
+    <w:p>
+      <w:r>
+        <w:t>custom 2 way binding:</w:t>
+      </w:r>
+    </w:p>
+    <w:p>
+      <w:r>
+        <w:t>textChange.emit()</w:t>
       </w:r>
     </w:p>
     <w:p>
@@ -2543,11 +1952,9 @@
       </w:r>
     </w:p>
     <w:p>
-      <w:proofErr w:type="spellStart"/>
       <w:r>
         <w:t>ioc</w:t>
       </w:r>
-      <w:proofErr w:type="spellEnd"/>
     </w:p>
     <w:p>
       <w:r>
@@ -2561,15 +1968,7 @@
     </w:p>
     <w:p>
       <w:r>
-        <w:t xml:space="preserve">how to specify a </w:t>
-      </w:r>
-      <w:proofErr w:type="spellStart"/>
-      <w:r>
-        <w:t>springboot</w:t>
-      </w:r>
-      <w:proofErr w:type="spellEnd"/>
-      <w:r>
-        <w:t xml:space="preserve"> application</w:t>
+        <w:t>how to specify a springboot application</w:t>
       </w:r>
     </w:p>
     <w:p>
@@ -2585,6 +1984,34 @@
     <w:p>
       <w:r>
         <w:t>only java asked</w:t>
+      </w:r>
+    </w:p>
+    <w:p/>
+    <w:p/>
+    <w:p/>
+    <w:p>
+      <w:r>
+        <w:t>AWS compute and migration patterns</w:t>
+      </w:r>
+    </w:p>
+    <w:p>
+      <w:r>
+        <w:t>Ecs</w:t>
+      </w:r>
+    </w:p>
+    <w:p>
+      <w:r>
+        <w:t>Eks</w:t>
+      </w:r>
+    </w:p>
+    <w:p>
+      <w:r>
+        <w:t>Lambda</w:t>
+      </w:r>
+    </w:p>
+    <w:p>
+      <w:r>
+        <w:t>cloudwatch</w:t>
       </w:r>
     </w:p>
     <w:p/>
